--- a/Science_Teesside/Teaching_Packs/BUILD/resources/BUILD_Science_Autumn1_W6_Cards_and_Labels.docx
+++ b/Science_Teesside/Teaching_Packs/BUILD/resources/BUILD_Science_Autumn1_W6_Cards_and_Labels.docx
@@ -5,8 +5,15 @@
     <w:p>
       <w:pPr>
         <w:pStyle w:val="Kicker"/>
+        <w:pBdr>
+          <w:left w:val="single" w:sz="20" w:color="28685E" w:space="7"/>
+        </w:pBdr>
+        <w:ind w:left="140"/>
       </w:pPr>
       <w:r>
+        <w:rPr>
+          <w:rFonts w:ascii="Arial" w:hAnsi="Arial"/>
+        </w:rPr>
         <w:t>PRINTABLE CARDS / WEEK 6</w:t>
       </w:r>
     </w:p>
@@ -15,6 +22,12 @@
         <w:pStyle w:val="Title"/>
       </w:pPr>
       <w:r>
+        <w:rPr>
+          <w:rFonts w:ascii="Arial" w:hAnsi="Arial"/>
+          <w:b/>
+          <w:color w:val="152B3A"/>
+          <w:sz w:val="48"/>
+        </w:rPr>
         <w:t>Eight food-group cards</w:t>
       </w:r>
     </w:p>
@@ -23,11 +36,19 @@
         <w:pStyle w:val="Subtitle"/>
       </w:pPr>
       <w:r>
+        <w:rPr>
+          <w:rFonts w:ascii="Arial" w:hAnsi="Arial"/>
+          <w:i w:val="0"/>
+          <w:sz w:val="22"/>
+        </w:rPr>
         <w:t>Cut along the table lines, or point to a card without cutting.</w:t>
       </w:r>
     </w:p>
     <w:p>
       <w:r>
+        <w:rPr>
+          <w:rFonts w:ascii="Arial" w:hAnsi="Arial"/>
+        </w:rPr>
         <w:t>Use with the five-group reference. This eight-card model does not show every group or any exact portion.</w:t>
       </w:r>
     </w:p>
@@ -39,18 +60,18 @@
         <w:tblW w:w="9866" w:type="dxa"/>
         <w:tblInd w:w="120" w:type="dxa"/>
         <w:tblCellMar>
-          <w:top w:w="100" w:type="dxa"/>
-          <w:left w:w="100" w:type="dxa"/>
-          <w:bottom w:w="100" w:type="dxa"/>
-          <w:right w:w="100" w:type="dxa"/>
+          <w:top w:w="95" w:type="dxa"/>
+          <w:left w:w="120" w:type="dxa"/>
+          <w:bottom w:w="95" w:type="dxa"/>
+          <w:right w:w="120" w:type="dxa"/>
         </w:tblCellMar>
         <w:tblBorders>
-          <w:top w:val="single" w:sz="4" w:color="ACBBB7"/>
-          <w:left w:val="single" w:sz="4" w:color="ACBBB7"/>
-          <w:bottom w:val="single" w:sz="4" w:color="ACBBB7"/>
-          <w:right w:val="single" w:sz="4" w:color="ACBBB7"/>
-          <w:insideH w:val="single" w:sz="4" w:color="ACBBB7"/>
-          <w:insideV w:val="single" w:sz="4" w:color="ACBBB7"/>
+          <w:top w:val="dashed" w:sz="6" w:color="9DB9AC"/>
+          <w:left w:val="dashed" w:sz="6" w:color="9DB9AC"/>
+          <w:bottom w:val="dashed" w:sz="6" w:color="9DB9AC"/>
+          <w:right w:val="dashed" w:sz="6" w:color="9DB9AC"/>
+          <w:insideH w:val="dashed" w:sz="6" w:color="9DB9AC"/>
+          <w:insideV w:val="dashed" w:sz="6" w:color="9DB9AC"/>
         </w:tblBorders>
       </w:tblPr>
       <w:tblGrid>
@@ -66,16 +87,17 @@
           <w:tcPr>
             <w:vAlign w:val="center"/>
             <w:tcW w:w="4933" w:type="dxa"/>
-            <w:shd w:fill="F7F4EC"/>
+            <w:shd w:fill="DCE7DD" w:val="clear"/>
           </w:tcPr>
           <w:p>
             <w:pPr>
-              <w:spacing w:after="20" w:before="20"/>
+              <w:spacing w:after="20" w:before="20" w:line="250" w:lineRule="auto"/>
             </w:pPr>
             <w:r>
               <w:rPr>
+                <w:rFonts w:ascii="Arial" w:hAnsi="Arial"/>
                 <w:b/>
-                <w:color w:val="173348"/>
+                <w:color w:val="28685E"/>
                 <w:sz w:val="22"/>
               </w:rPr>
               <w:t>Card</w:t>
@@ -86,16 +108,17 @@
           <w:tcPr>
             <w:vAlign w:val="center"/>
             <w:tcW w:w="4933" w:type="dxa"/>
-            <w:shd w:fill="F7F4EC"/>
+            <w:shd w:fill="DCE7DD" w:val="clear"/>
           </w:tcPr>
           <w:p>
             <w:pPr>
-              <w:spacing w:after="20" w:before="20"/>
+              <w:spacing w:after="20" w:before="20" w:line="250" w:lineRule="auto"/>
             </w:pPr>
             <w:r>
               <w:rPr>
+                <w:rFonts w:ascii="Arial" w:hAnsi="Arial"/>
                 <w:b/>
-                <w:color w:val="173348"/>
+                <w:color w:val="28685E"/>
                 <w:sz w:val="22"/>
               </w:rPr>
               <w:t>Card</w:t>
@@ -112,13 +135,25 @@
           <w:tcPr>
             <w:vAlign w:val="center"/>
             <w:tcW w:w="4933" w:type="dxa"/>
+            <w:shd w:fill="FFFFFF" w:val="clear"/>
           </w:tcPr>
           <w:p>
-            <w:r/>
+            <w:pPr>
+              <w:spacing w:line="250" w:lineRule="auto" w:before="20" w:after="20"/>
+            </w:pPr>
             <w:r>
               <w:rPr>
+                <w:rFonts w:ascii="Arial" w:hAnsi="Arial"/>
                 <w:b/>
-                <w:color w:val="173348"/>
+                <w:color w:val="28685E"/>
+                <w:sz w:val="32"/>
+              </w:rPr>
+            </w:r>
+            <w:r>
+              <w:rPr>
+                <w:rFonts w:ascii="Arial" w:hAnsi="Arial"/>
+                <w:b/>
+                <w:color w:val="28685E"/>
                 <w:sz w:val="32"/>
               </w:rPr>
               <w:t>Rice</w:t>
@@ -129,13 +164,25 @@
           <w:tcPr>
             <w:vAlign w:val="center"/>
             <w:tcW w:w="4933" w:type="dxa"/>
+            <w:shd w:fill="FFFFFF" w:val="clear"/>
           </w:tcPr>
           <w:p>
-            <w:r/>
+            <w:pPr>
+              <w:spacing w:line="250" w:lineRule="auto" w:before="20" w:after="20"/>
+            </w:pPr>
             <w:r>
               <w:rPr>
+                <w:rFonts w:ascii="Arial" w:hAnsi="Arial"/>
                 <w:b/>
-                <w:color w:val="173348"/>
+                <w:color w:val="28685E"/>
+                <w:sz w:val="32"/>
+              </w:rPr>
+            </w:r>
+            <w:r>
+              <w:rPr>
+                <w:rFonts w:ascii="Arial" w:hAnsi="Arial"/>
+                <w:b/>
+                <w:color w:val="28685E"/>
                 <w:sz w:val="32"/>
               </w:rPr>
               <w:t>Bread</w:t>
@@ -152,13 +199,25 @@
           <w:tcPr>
             <w:vAlign w:val="center"/>
             <w:tcW w:w="4933" w:type="dxa"/>
+            <w:shd w:fill="FFFFFF" w:val="clear"/>
           </w:tcPr>
           <w:p>
-            <w:r/>
+            <w:pPr>
+              <w:spacing w:line="250" w:lineRule="auto" w:before="20" w:after="20"/>
+            </w:pPr>
             <w:r>
               <w:rPr>
+                <w:rFonts w:ascii="Arial" w:hAnsi="Arial"/>
                 <w:b/>
-                <w:color w:val="173348"/>
+                <w:color w:val="28685E"/>
+                <w:sz w:val="32"/>
+              </w:rPr>
+            </w:r>
+            <w:r>
+              <w:rPr>
+                <w:rFonts w:ascii="Arial" w:hAnsi="Arial"/>
+                <w:b/>
+                <w:color w:val="28685E"/>
                 <w:sz w:val="32"/>
               </w:rPr>
               <w:t>Carrot</w:t>
@@ -169,13 +228,25 @@
           <w:tcPr>
             <w:vAlign w:val="center"/>
             <w:tcW w:w="4933" w:type="dxa"/>
+            <w:shd w:fill="FFFFFF" w:val="clear"/>
           </w:tcPr>
           <w:p>
-            <w:r/>
+            <w:pPr>
+              <w:spacing w:line="250" w:lineRule="auto" w:before="20" w:after="20"/>
+            </w:pPr>
             <w:r>
               <w:rPr>
+                <w:rFonts w:ascii="Arial" w:hAnsi="Arial"/>
                 <w:b/>
-                <w:color w:val="173348"/>
+                <w:color w:val="28685E"/>
+                <w:sz w:val="32"/>
+              </w:rPr>
+            </w:r>
+            <w:r>
+              <w:rPr>
+                <w:rFonts w:ascii="Arial" w:hAnsi="Arial"/>
+                <w:b/>
+                <w:color w:val="28685E"/>
                 <w:sz w:val="32"/>
               </w:rPr>
               <w:t>Apple</w:t>
@@ -192,13 +263,25 @@
           <w:tcPr>
             <w:vAlign w:val="center"/>
             <w:tcW w:w="4933" w:type="dxa"/>
+            <w:shd w:fill="FFFFFF" w:val="clear"/>
           </w:tcPr>
           <w:p>
-            <w:r/>
+            <w:pPr>
+              <w:spacing w:line="250" w:lineRule="auto" w:before="20" w:after="20"/>
+            </w:pPr>
             <w:r>
               <w:rPr>
+                <w:rFonts w:ascii="Arial" w:hAnsi="Arial"/>
                 <w:b/>
-                <w:color w:val="173348"/>
+                <w:color w:val="28685E"/>
+                <w:sz w:val="32"/>
+              </w:rPr>
+            </w:r>
+            <w:r>
+              <w:rPr>
+                <w:rFonts w:ascii="Arial" w:hAnsi="Arial"/>
+                <w:b/>
+                <w:color w:val="28685E"/>
                 <w:sz w:val="32"/>
               </w:rPr>
               <w:t>Chicken</w:t>
@@ -209,13 +292,25 @@
           <w:tcPr>
             <w:vAlign w:val="center"/>
             <w:tcW w:w="4933" w:type="dxa"/>
+            <w:shd w:fill="FFFFFF" w:val="clear"/>
           </w:tcPr>
           <w:p>
-            <w:r/>
+            <w:pPr>
+              <w:spacing w:line="250" w:lineRule="auto" w:before="20" w:after="20"/>
+            </w:pPr>
             <w:r>
               <w:rPr>
+                <w:rFonts w:ascii="Arial" w:hAnsi="Arial"/>
                 <w:b/>
-                <w:color w:val="173348"/>
+                <w:color w:val="28685E"/>
+                <w:sz w:val="32"/>
+              </w:rPr>
+            </w:r>
+            <w:r>
+              <w:rPr>
+                <w:rFonts w:ascii="Arial" w:hAnsi="Arial"/>
+                <w:b/>
+                <w:color w:val="28685E"/>
                 <w:sz w:val="32"/>
               </w:rPr>
               <w:t>Beans</w:t>
@@ -232,13 +327,25 @@
           <w:tcPr>
             <w:vAlign w:val="center"/>
             <w:tcW w:w="4933" w:type="dxa"/>
+            <w:shd w:fill="FFFFFF" w:val="clear"/>
           </w:tcPr>
           <w:p>
-            <w:r/>
+            <w:pPr>
+              <w:spacing w:line="250" w:lineRule="auto" w:before="20" w:after="20"/>
+            </w:pPr>
             <w:r>
               <w:rPr>
+                <w:rFonts w:ascii="Arial" w:hAnsi="Arial"/>
                 <w:b/>
-                <w:color w:val="173348"/>
+                <w:color w:val="28685E"/>
+                <w:sz w:val="32"/>
+              </w:rPr>
+            </w:r>
+            <w:r>
+              <w:rPr>
+                <w:rFonts w:ascii="Arial" w:hAnsi="Arial"/>
+                <w:b/>
+                <w:color w:val="28685E"/>
                 <w:sz w:val="32"/>
               </w:rPr>
               <w:t>Milk</w:t>
@@ -249,13 +356,25 @@
           <w:tcPr>
             <w:vAlign w:val="center"/>
             <w:tcW w:w="4933" w:type="dxa"/>
+            <w:shd w:fill="FFFFFF" w:val="clear"/>
           </w:tcPr>
           <w:p>
-            <w:r/>
+            <w:pPr>
+              <w:spacing w:line="250" w:lineRule="auto" w:before="20" w:after="20"/>
+            </w:pPr>
             <w:r>
               <w:rPr>
+                <w:rFonts w:ascii="Arial" w:hAnsi="Arial"/>
                 <w:b/>
-                <w:color w:val="173348"/>
+                <w:color w:val="28685E"/>
+                <w:sz w:val="32"/>
+              </w:rPr>
+            </w:r>
+            <w:r>
+              <w:rPr>
+                <w:rFonts w:ascii="Arial" w:hAnsi="Arial"/>
+                <w:b/>
+                <w:color w:val="28685E"/>
                 <w:sz w:val="32"/>
               </w:rPr>
               <w:t>Fortified soya alternative</w:t>
@@ -269,6 +388,9 @@
         <w:pStyle w:val="Small"/>
       </w:pPr>
       <w:r>
+        <w:rPr>
+          <w:rFonts w:ascii="Arial" w:hAnsi="Arial"/>
+        </w:rPr>
         <w:t>Print only the sets you need. Adult preparation is an alternative to pupil cutting. These are original teaching labels and simplified models.</w:t>
       </w:r>
     </w:p>
@@ -276,8 +398,15 @@
       <w:pPr>
         <w:pStyle w:val="Kicker"/>
         <w:pageBreakBefore/>
+        <w:pBdr>
+          <w:left w:val="single" w:sz="20" w:color="28685E" w:space="7"/>
+        </w:pBdr>
+        <w:ind w:left="140"/>
       </w:pPr>
       <w:r>
+        <w:rPr>
+          <w:rFonts w:ascii="Arial" w:hAnsi="Arial"/>
+        </w:rPr>
         <w:t>PRINTABLE CARDS / WEEK 6</w:t>
       </w:r>
     </w:p>
@@ -286,6 +415,12 @@
         <w:pStyle w:val="Title"/>
       </w:pPr>
       <w:r>
+        <w:rPr>
+          <w:rFonts w:ascii="Arial" w:hAnsi="Arial"/>
+          <w:b/>
+          <w:color w:val="152B3A"/>
+          <w:sz w:val="48"/>
+        </w:rPr>
         <w:t>Five broad group headings</w:t>
       </w:r>
     </w:p>
@@ -294,11 +429,19 @@
         <w:pStyle w:val="Subtitle"/>
       </w:pPr>
       <w:r>
+        <w:rPr>
+          <w:rFonts w:ascii="Arial" w:hAnsi="Arial"/>
+          <w:i w:val="0"/>
+          <w:sz w:val="22"/>
+        </w:rPr>
         <w:t>Cut along the table lines, or point to a card without cutting.</w:t>
       </w:r>
     </w:p>
     <w:p>
       <w:r>
+        <w:rPr>
+          <w:rFonts w:ascii="Arial" w:hAnsi="Arial"/>
+        </w:rPr>
         <w:t>Words identify the group; colour is not required. These are broad Eatwell groups. Balance concerns a day/week and individual needs are outside this model.</w:t>
       </w:r>
     </w:p>
@@ -310,18 +453,18 @@
         <w:tblW w:w="9866" w:type="dxa"/>
         <w:tblInd w:w="120" w:type="dxa"/>
         <w:tblCellMar>
-          <w:top w:w="100" w:type="dxa"/>
-          <w:left w:w="100" w:type="dxa"/>
-          <w:bottom w:w="100" w:type="dxa"/>
-          <w:right w:w="100" w:type="dxa"/>
+          <w:top w:w="95" w:type="dxa"/>
+          <w:left w:w="120" w:type="dxa"/>
+          <w:bottom w:w="95" w:type="dxa"/>
+          <w:right w:w="120" w:type="dxa"/>
         </w:tblCellMar>
         <w:tblBorders>
-          <w:top w:val="single" w:sz="4" w:color="ACBBB7"/>
-          <w:left w:val="single" w:sz="4" w:color="ACBBB7"/>
-          <w:bottom w:val="single" w:sz="4" w:color="ACBBB7"/>
-          <w:right w:val="single" w:sz="4" w:color="ACBBB7"/>
-          <w:insideH w:val="single" w:sz="4" w:color="ACBBB7"/>
-          <w:insideV w:val="single" w:sz="4" w:color="ACBBB7"/>
+          <w:top w:val="dashed" w:sz="6" w:color="9DB9AC"/>
+          <w:left w:val="dashed" w:sz="6" w:color="9DB9AC"/>
+          <w:bottom w:val="dashed" w:sz="6" w:color="9DB9AC"/>
+          <w:right w:val="dashed" w:sz="6" w:color="9DB9AC"/>
+          <w:insideH w:val="dashed" w:sz="6" w:color="9DB9AC"/>
+          <w:insideV w:val="dashed" w:sz="6" w:color="9DB9AC"/>
         </w:tblBorders>
       </w:tblPr>
       <w:tblGrid>
@@ -337,16 +480,17 @@
           <w:tcPr>
             <w:vAlign w:val="center"/>
             <w:tcW w:w="4933" w:type="dxa"/>
-            <w:shd w:fill="F7F4EC"/>
+            <w:shd w:fill="DCE7DD" w:val="clear"/>
           </w:tcPr>
           <w:p>
             <w:pPr>
-              <w:spacing w:after="20" w:before="20"/>
+              <w:spacing w:after="20" w:before="20" w:line="250" w:lineRule="auto"/>
             </w:pPr>
             <w:r>
               <w:rPr>
+                <w:rFonts w:ascii="Arial" w:hAnsi="Arial"/>
                 <w:b/>
-                <w:color w:val="173348"/>
+                <w:color w:val="28685E"/>
                 <w:sz w:val="22"/>
               </w:rPr>
               <w:t>Card</w:t>
@@ -357,16 +501,17 @@
           <w:tcPr>
             <w:vAlign w:val="center"/>
             <w:tcW w:w="4933" w:type="dxa"/>
-            <w:shd w:fill="F7F4EC"/>
+            <w:shd w:fill="DCE7DD" w:val="clear"/>
           </w:tcPr>
           <w:p>
             <w:pPr>
-              <w:spacing w:after="20" w:before="20"/>
+              <w:spacing w:after="20" w:before="20" w:line="250" w:lineRule="auto"/>
             </w:pPr>
             <w:r>
               <w:rPr>
+                <w:rFonts w:ascii="Arial" w:hAnsi="Arial"/>
                 <w:b/>
-                <w:color w:val="173348"/>
+                <w:color w:val="28685E"/>
                 <w:sz w:val="22"/>
               </w:rPr>
               <w:t>Card</w:t>
@@ -383,13 +528,25 @@
           <w:tcPr>
             <w:vAlign w:val="center"/>
             <w:tcW w:w="4933" w:type="dxa"/>
+            <w:shd w:fill="FFFFFF" w:val="clear"/>
           </w:tcPr>
           <w:p>
-            <w:r/>
+            <w:pPr>
+              <w:spacing w:line="250" w:lineRule="auto" w:before="20" w:after="20"/>
+            </w:pPr>
             <w:r>
               <w:rPr>
+                <w:rFonts w:ascii="Arial" w:hAnsi="Arial"/>
                 <w:b/>
-                <w:color w:val="173348"/>
+                <w:color w:val="28685E"/>
+                <w:sz w:val="32"/>
+              </w:rPr>
+            </w:r>
+            <w:r>
+              <w:rPr>
+                <w:rFonts w:ascii="Arial" w:hAnsi="Arial"/>
+                <w:b/>
+                <w:color w:val="28685E"/>
                 <w:sz w:val="32"/>
               </w:rPr>
               <w:t>FRUIT AND VEGETABLES</w:t>
@@ -400,13 +557,25 @@
           <w:tcPr>
             <w:vAlign w:val="center"/>
             <w:tcW w:w="4933" w:type="dxa"/>
+            <w:shd w:fill="FFFFFF" w:val="clear"/>
           </w:tcPr>
           <w:p>
-            <w:r/>
+            <w:pPr>
+              <w:spacing w:line="250" w:lineRule="auto" w:before="20" w:after="20"/>
+            </w:pPr>
             <w:r>
               <w:rPr>
+                <w:rFonts w:ascii="Arial" w:hAnsi="Arial"/>
                 <w:b/>
-                <w:color w:val="173348"/>
+                <w:color w:val="28685E"/>
+                <w:sz w:val="32"/>
+              </w:rPr>
+            </w:r>
+            <w:r>
+              <w:rPr>
+                <w:rFonts w:ascii="Arial" w:hAnsi="Arial"/>
+                <w:b/>
+                <w:color w:val="28685E"/>
                 <w:sz w:val="32"/>
               </w:rPr>
               <w:t>STARCHY CARBOHYDRATE FOODS</w:t>
@@ -423,13 +592,25 @@
           <w:tcPr>
             <w:vAlign w:val="center"/>
             <w:tcW w:w="4933" w:type="dxa"/>
+            <w:shd w:fill="FFFFFF" w:val="clear"/>
           </w:tcPr>
           <w:p>
-            <w:r/>
+            <w:pPr>
+              <w:spacing w:line="250" w:lineRule="auto" w:before="20" w:after="20"/>
+            </w:pPr>
             <w:r>
               <w:rPr>
+                <w:rFonts w:ascii="Arial" w:hAnsi="Arial"/>
                 <w:b/>
-                <w:color w:val="173348"/>
+                <w:color w:val="28685E"/>
+                <w:sz w:val="32"/>
+              </w:rPr>
+            </w:r>
+            <w:r>
+              <w:rPr>
+                <w:rFonts w:ascii="Arial" w:hAnsi="Arial"/>
+                <w:b/>
+                <w:color w:val="28685E"/>
                 <w:sz w:val="32"/>
               </w:rPr>
               <w:t>BEANS, PULSES, FISH, EGGS, MEAT AND OTHER PROTEIN</w:t>
@@ -440,13 +621,25 @@
           <w:tcPr>
             <w:vAlign w:val="center"/>
             <w:tcW w:w="4933" w:type="dxa"/>
+            <w:shd w:fill="FFFFFF" w:val="clear"/>
           </w:tcPr>
           <w:p>
-            <w:r/>
+            <w:pPr>
+              <w:spacing w:line="250" w:lineRule="auto" w:before="20" w:after="20"/>
+            </w:pPr>
             <w:r>
               <w:rPr>
+                <w:rFonts w:ascii="Arial" w:hAnsi="Arial"/>
                 <w:b/>
-                <w:color w:val="173348"/>
+                <w:color w:val="28685E"/>
+                <w:sz w:val="32"/>
+              </w:rPr>
+            </w:r>
+            <w:r>
+              <w:rPr>
+                <w:rFonts w:ascii="Arial" w:hAnsi="Arial"/>
+                <w:b/>
+                <w:color w:val="28685E"/>
                 <w:sz w:val="32"/>
               </w:rPr>
               <w:t>DAIRY AND ALTERNATIVES</w:t>
@@ -463,13 +656,25 @@
           <w:tcPr>
             <w:vAlign w:val="center"/>
             <w:tcW w:w="4933" w:type="dxa"/>
+            <w:shd w:fill="FFFFFF" w:val="clear"/>
           </w:tcPr>
           <w:p>
-            <w:r/>
+            <w:pPr>
+              <w:spacing w:line="250" w:lineRule="auto" w:before="20" w:after="20"/>
+            </w:pPr>
             <w:r>
               <w:rPr>
+                <w:rFonts w:ascii="Arial" w:hAnsi="Arial"/>
                 <w:b/>
-                <w:color w:val="173348"/>
+                <w:color w:val="28685E"/>
+                <w:sz w:val="32"/>
+              </w:rPr>
+            </w:r>
+            <w:r>
+              <w:rPr>
+                <w:rFonts w:ascii="Arial" w:hAnsi="Arial"/>
+                <w:b/>
+                <w:color w:val="28685E"/>
                 <w:sz w:val="32"/>
               </w:rPr>
               <w:t>OILS AND SPREADS</w:t>
@@ -480,13 +685,25 @@
           <w:tcPr>
             <w:vAlign w:val="center"/>
             <w:tcW w:w="4933" w:type="dxa"/>
+            <w:shd w:fill="FFFFFF" w:val="clear"/>
           </w:tcPr>
           <w:p>
-            <w:r/>
+            <w:pPr>
+              <w:spacing w:line="250" w:lineRule="auto" w:before="20" w:after="20"/>
+            </w:pPr>
             <w:r>
               <w:rPr>
+                <w:rFonts w:ascii="Arial" w:hAnsi="Arial"/>
                 <w:b/>
-                <w:color w:val="173348"/>
+                <w:color w:val="28685E"/>
+                <w:sz w:val="32"/>
+              </w:rPr>
+            </w:r>
+            <w:r>
+              <w:rPr>
+                <w:rFonts w:ascii="Arial" w:hAnsi="Arial"/>
+                <w:b/>
+                <w:color w:val="28685E"/>
                 <w:sz w:val="32"/>
               </w:rPr>
             </w:r>
@@ -499,6 +716,9 @@
         <w:pStyle w:val="Small"/>
       </w:pPr>
       <w:r>
+        <w:rPr>
+          <w:rFonts w:ascii="Arial" w:hAnsi="Arial"/>
+        </w:rPr>
         <w:t>Print only the sets you need. Adult preparation is an alternative to pupil cutting. These are original teaching labels and simplified models.</w:t>
       </w:r>
     </w:p>
@@ -506,8 +726,15 @@
       <w:pPr>
         <w:pStyle w:val="Kicker"/>
         <w:pageBreakBefore/>
+        <w:pBdr>
+          <w:left w:val="single" w:sz="20" w:color="28685E" w:space="7"/>
+        </w:pBdr>
+        <w:ind w:left="140"/>
       </w:pPr>
       <w:r>
+        <w:rPr>
+          <w:rFonts w:ascii="Arial" w:hAnsi="Arial"/>
+        </w:rPr>
         <w:t>PRINTABLE CARDS / WEEK 6</w:t>
       </w:r>
     </w:p>
@@ -516,6 +743,12 @@
         <w:pStyle w:val="Title"/>
       </w:pPr>
       <w:r>
+        <w:rPr>
+          <w:rFonts w:ascii="Arial" w:hAnsi="Arial"/>
+          <w:b/>
+          <w:color w:val="152B3A"/>
+          <w:sz w:val="48"/>
+        </w:rPr>
         <w:t>Reference examples beyond the eight cards</w:t>
       </w:r>
     </w:p>
@@ -524,11 +757,19 @@
         <w:pStyle w:val="Subtitle"/>
       </w:pPr>
       <w:r>
+        <w:rPr>
+          <w:rFonts w:ascii="Arial" w:hAnsi="Arial"/>
+          <w:i w:val="0"/>
+          <w:sz w:val="22"/>
+        </w:rPr>
         <w:t>Cut along the table lines, or point to a card without cutting.</w:t>
       </w:r>
     </w:p>
     <w:p>
       <w:r>
+        <w:rPr>
+          <w:rFonts w:ascii="Arial" w:hAnsi="Arial"/>
+        </w:rPr>
         <w:t>These optional reference labels explain the group not shown by the source eight-card activity; they do not prescribe amounts.</w:t>
       </w:r>
     </w:p>
@@ -540,18 +781,18 @@
         <w:tblW w:w="9866" w:type="dxa"/>
         <w:tblInd w:w="120" w:type="dxa"/>
         <w:tblCellMar>
-          <w:top w:w="100" w:type="dxa"/>
-          <w:left w:w="100" w:type="dxa"/>
-          <w:bottom w:w="100" w:type="dxa"/>
-          <w:right w:w="100" w:type="dxa"/>
+          <w:top w:w="95" w:type="dxa"/>
+          <w:left w:w="120" w:type="dxa"/>
+          <w:bottom w:w="95" w:type="dxa"/>
+          <w:right w:w="120" w:type="dxa"/>
         </w:tblCellMar>
         <w:tblBorders>
-          <w:top w:val="single" w:sz="4" w:color="ACBBB7"/>
-          <w:left w:val="single" w:sz="4" w:color="ACBBB7"/>
-          <w:bottom w:val="single" w:sz="4" w:color="ACBBB7"/>
-          <w:right w:val="single" w:sz="4" w:color="ACBBB7"/>
-          <w:insideH w:val="single" w:sz="4" w:color="ACBBB7"/>
-          <w:insideV w:val="single" w:sz="4" w:color="ACBBB7"/>
+          <w:top w:val="dashed" w:sz="6" w:color="9DB9AC"/>
+          <w:left w:val="dashed" w:sz="6" w:color="9DB9AC"/>
+          <w:bottom w:val="dashed" w:sz="6" w:color="9DB9AC"/>
+          <w:right w:val="dashed" w:sz="6" w:color="9DB9AC"/>
+          <w:insideH w:val="dashed" w:sz="6" w:color="9DB9AC"/>
+          <w:insideV w:val="dashed" w:sz="6" w:color="9DB9AC"/>
         </w:tblBorders>
       </w:tblPr>
       <w:tblGrid>
@@ -567,16 +808,17 @@
           <w:tcPr>
             <w:vAlign w:val="center"/>
             <w:tcW w:w="4933" w:type="dxa"/>
-            <w:shd w:fill="F7F4EC"/>
+            <w:shd w:fill="DCE7DD" w:val="clear"/>
           </w:tcPr>
           <w:p>
             <w:pPr>
-              <w:spacing w:after="20" w:before="20"/>
+              <w:spacing w:after="20" w:before="20" w:line="250" w:lineRule="auto"/>
             </w:pPr>
             <w:r>
               <w:rPr>
+                <w:rFonts w:ascii="Arial" w:hAnsi="Arial"/>
                 <w:b/>
-                <w:color w:val="173348"/>
+                <w:color w:val="28685E"/>
                 <w:sz w:val="22"/>
               </w:rPr>
               <w:t>Card</w:t>
@@ -587,16 +829,17 @@
           <w:tcPr>
             <w:vAlign w:val="center"/>
             <w:tcW w:w="4933" w:type="dxa"/>
-            <w:shd w:fill="F7F4EC"/>
+            <w:shd w:fill="DCE7DD" w:val="clear"/>
           </w:tcPr>
           <w:p>
             <w:pPr>
-              <w:spacing w:after="20" w:before="20"/>
+              <w:spacing w:after="20" w:before="20" w:line="250" w:lineRule="auto"/>
             </w:pPr>
             <w:r>
               <w:rPr>
+                <w:rFonts w:ascii="Arial" w:hAnsi="Arial"/>
                 <w:b/>
-                <w:color w:val="173348"/>
+                <w:color w:val="28685E"/>
                 <w:sz w:val="22"/>
               </w:rPr>
               <w:t>Card</w:t>
@@ -613,13 +856,25 @@
           <w:tcPr>
             <w:vAlign w:val="center"/>
             <w:tcW w:w="4933" w:type="dxa"/>
+            <w:shd w:fill="FFFFFF" w:val="clear"/>
           </w:tcPr>
           <w:p>
-            <w:r/>
+            <w:pPr>
+              <w:spacing w:line="250" w:lineRule="auto" w:before="20" w:after="20"/>
+            </w:pPr>
             <w:r>
               <w:rPr>
+                <w:rFonts w:ascii="Arial" w:hAnsi="Arial"/>
                 <w:b/>
-                <w:color w:val="173348"/>
+                <w:color w:val="28685E"/>
+                <w:sz w:val="32"/>
+              </w:rPr>
+            </w:r>
+            <w:r>
+              <w:rPr>
+                <w:rFonts w:ascii="Arial" w:hAnsi="Arial"/>
+                <w:b/>
+                <w:color w:val="28685E"/>
                 <w:sz w:val="32"/>
               </w:rPr>
               <w:t>Olive oil — oils and spreads example</w:t>
@@ -630,13 +885,25 @@
           <w:tcPr>
             <w:vAlign w:val="center"/>
             <w:tcW w:w="4933" w:type="dxa"/>
+            <w:shd w:fill="FFFFFF" w:val="clear"/>
           </w:tcPr>
           <w:p>
-            <w:r/>
+            <w:pPr>
+              <w:spacing w:line="250" w:lineRule="auto" w:before="20" w:after="20"/>
+            </w:pPr>
             <w:r>
               <w:rPr>
+                <w:rFonts w:ascii="Arial" w:hAnsi="Arial"/>
                 <w:b/>
-                <w:color w:val="173348"/>
+                <w:color w:val="28685E"/>
+                <w:sz w:val="32"/>
+              </w:rPr>
+            </w:r>
+            <w:r>
+              <w:rPr>
+                <w:rFonts w:ascii="Arial" w:hAnsi="Arial"/>
+                <w:b/>
+                <w:color w:val="28685E"/>
                 <w:sz w:val="32"/>
               </w:rPr>
               <w:t>Lentils — another protein-source example</w:t>
@@ -650,6 +917,9 @@
         <w:pStyle w:val="Small"/>
       </w:pPr>
       <w:r>
+        <w:rPr>
+          <w:rFonts w:ascii="Arial" w:hAnsi="Arial"/>
+        </w:rPr>
         <w:t>Print only the sets you need. Adult preparation is an alternative to pupil cutting. These are original teaching labels and simplified models.</w:t>
       </w:r>
     </w:p>
@@ -657,8 +927,15 @@
       <w:pPr>
         <w:pStyle w:val="Kicker"/>
         <w:pageBreakBefore/>
+        <w:pBdr>
+          <w:left w:val="single" w:sz="20" w:color="28685E" w:space="7"/>
+        </w:pBdr>
+        <w:ind w:left="140"/>
       </w:pPr>
       <w:r>
+        <w:rPr>
+          <w:rFonts w:ascii="Arial" w:hAnsi="Arial"/>
+        </w:rPr>
         <w:t>PRINTABLE CARDS / WEEK 6</w:t>
       </w:r>
     </w:p>
@@ -667,6 +944,12 @@
         <w:pStyle w:val="Title"/>
       </w:pPr>
       <w:r>
+        <w:rPr>
+          <w:rFonts w:ascii="Arial" w:hAnsi="Arial"/>
+          <w:b/>
+          <w:color w:val="152B3A"/>
+          <w:sz w:val="48"/>
+        </w:rPr>
         <w:t>Two model cases</w:t>
       </w:r>
     </w:p>
@@ -675,11 +958,19 @@
         <w:pStyle w:val="Subtitle"/>
       </w:pPr>
       <w:r>
+        <w:rPr>
+          <w:rFonts w:ascii="Arial" w:hAnsi="Arial"/>
+          <w:i w:val="0"/>
+          <w:sz w:val="22"/>
+        </w:rPr>
         <w:t>Cut along the table lines, or point to a card without cutting.</w:t>
       </w:r>
     </w:p>
     <w:p>
       <w:r>
+        <w:rPr>
+          <w:rFonts w:ascii="Arial" w:hAnsi="Arial"/>
+        </w:rPr>
         <w:t>Place the listed cards. Compare group roles; do not infer exact nutrient equivalence.</w:t>
       </w:r>
     </w:p>
@@ -691,18 +982,18 @@
         <w:tblW w:w="9866" w:type="dxa"/>
         <w:tblInd w:w="120" w:type="dxa"/>
         <w:tblCellMar>
-          <w:top w:w="100" w:type="dxa"/>
-          <w:left w:w="100" w:type="dxa"/>
-          <w:bottom w:w="100" w:type="dxa"/>
-          <w:right w:w="100" w:type="dxa"/>
+          <w:top w:w="95" w:type="dxa"/>
+          <w:left w:w="120" w:type="dxa"/>
+          <w:bottom w:w="95" w:type="dxa"/>
+          <w:right w:w="120" w:type="dxa"/>
         </w:tblCellMar>
         <w:tblBorders>
-          <w:top w:val="single" w:sz="4" w:color="ACBBB7"/>
-          <w:left w:val="single" w:sz="4" w:color="ACBBB7"/>
-          <w:bottom w:val="single" w:sz="4" w:color="ACBBB7"/>
-          <w:right w:val="single" w:sz="4" w:color="ACBBB7"/>
-          <w:insideH w:val="single" w:sz="4" w:color="ACBBB7"/>
-          <w:insideV w:val="single" w:sz="4" w:color="ACBBB7"/>
+          <w:top w:val="dashed" w:sz="6" w:color="9DB9AC"/>
+          <w:left w:val="dashed" w:sz="6" w:color="9DB9AC"/>
+          <w:bottom w:val="dashed" w:sz="6" w:color="9DB9AC"/>
+          <w:right w:val="dashed" w:sz="6" w:color="9DB9AC"/>
+          <w:insideH w:val="dashed" w:sz="6" w:color="9DB9AC"/>
+          <w:insideV w:val="dashed" w:sz="6" w:color="9DB9AC"/>
         </w:tblBorders>
       </w:tblPr>
       <w:tblGrid>
@@ -718,16 +1009,17 @@
           <w:tcPr>
             <w:vAlign w:val="center"/>
             <w:tcW w:w="4933" w:type="dxa"/>
-            <w:shd w:fill="F7F4EC"/>
+            <w:shd w:fill="DCE7DD" w:val="clear"/>
           </w:tcPr>
           <w:p>
             <w:pPr>
-              <w:spacing w:after="20" w:before="20"/>
+              <w:spacing w:after="20" w:before="20" w:line="250" w:lineRule="auto"/>
             </w:pPr>
             <w:r>
               <w:rPr>
+                <w:rFonts w:ascii="Arial" w:hAnsi="Arial"/>
                 <w:b/>
-                <w:color w:val="173348"/>
+                <w:color w:val="28685E"/>
                 <w:sz w:val="22"/>
               </w:rPr>
               <w:t>Card</w:t>
@@ -738,16 +1030,17 @@
           <w:tcPr>
             <w:vAlign w:val="center"/>
             <w:tcW w:w="4933" w:type="dxa"/>
-            <w:shd w:fill="F7F4EC"/>
+            <w:shd w:fill="DCE7DD" w:val="clear"/>
           </w:tcPr>
           <w:p>
             <w:pPr>
-              <w:spacing w:after="20" w:before="20"/>
+              <w:spacing w:after="20" w:before="20" w:line="250" w:lineRule="auto"/>
             </w:pPr>
             <w:r>
               <w:rPr>
+                <w:rFonts w:ascii="Arial" w:hAnsi="Arial"/>
                 <w:b/>
-                <w:color w:val="173348"/>
+                <w:color w:val="28685E"/>
                 <w:sz w:val="22"/>
               </w:rPr>
               <w:t>Card</w:t>
@@ -764,13 +1057,25 @@
           <w:tcPr>
             <w:vAlign w:val="center"/>
             <w:tcW w:w="4933" w:type="dxa"/>
+            <w:shd w:fill="FFFFFF" w:val="clear"/>
           </w:tcPr>
           <w:p>
-            <w:r/>
+            <w:pPr>
+              <w:spacing w:line="250" w:lineRule="auto" w:before="20" w:after="20"/>
+            </w:pPr>
             <w:r>
               <w:rPr>
+                <w:rFonts w:ascii="Arial" w:hAnsi="Arial"/>
                 <w:b/>
-                <w:color w:val="173348"/>
+                <w:color w:val="28685E"/>
+                <w:sz w:val="32"/>
+              </w:rPr>
+            </w:r>
+            <w:r>
+              <w:rPr>
+                <w:rFonts w:ascii="Arial" w:hAnsi="Arial"/>
+                <w:b/>
+                <w:color w:val="28685E"/>
                 <w:sz w:val="32"/>
               </w:rPr>
               <w:t>Case A</w:t>
@@ -778,11 +1083,14 @@
           </w:p>
           <w:p>
             <w:pPr>
-              <w:spacing w:before="100"/>
+              <w:spacing w:before="20" w:line="250" w:lineRule="auto" w:after="20"/>
             </w:pPr>
             <w:r>
               <w:rPr>
-                <w:sz w:val="22"/>
+                <w:rFonts w:ascii="Arial" w:hAnsi="Arial"/>
+                <w:b w:val="0"/>
+                <w:color w:val="152B3A"/>
+                <w:sz w:val="23"/>
               </w:rPr>
               <w:t>Rice, chicken, carrot, milk.</w:t>
             </w:r>
@@ -792,13 +1100,25 @@
           <w:tcPr>
             <w:vAlign w:val="center"/>
             <w:tcW w:w="4933" w:type="dxa"/>
+            <w:shd w:fill="FFFFFF" w:val="clear"/>
           </w:tcPr>
           <w:p>
-            <w:r/>
+            <w:pPr>
+              <w:spacing w:line="250" w:lineRule="auto" w:before="20" w:after="20"/>
+            </w:pPr>
             <w:r>
               <w:rPr>
+                <w:rFonts w:ascii="Arial" w:hAnsi="Arial"/>
                 <w:b/>
-                <w:color w:val="173348"/>
+                <w:color w:val="28685E"/>
+                <w:sz w:val="32"/>
+              </w:rPr>
+            </w:r>
+            <w:r>
+              <w:rPr>
+                <w:rFonts w:ascii="Arial" w:hAnsi="Arial"/>
+                <w:b/>
+                <w:color w:val="28685E"/>
                 <w:sz w:val="32"/>
               </w:rPr>
               <w:t>Case B</w:t>
@@ -806,11 +1126,14 @@
           </w:p>
           <w:p>
             <w:pPr>
-              <w:spacing w:before="100"/>
+              <w:spacing w:before="20" w:line="250" w:lineRule="auto" w:after="20"/>
             </w:pPr>
             <w:r>
               <w:rPr>
-                <w:sz w:val="22"/>
+                <w:rFonts w:ascii="Arial" w:hAnsi="Arial"/>
+                <w:b w:val="0"/>
+                <w:color w:val="152B3A"/>
+                <w:sz w:val="23"/>
               </w:rPr>
               <w:t>Bread, beans, apple, fortified soya alternative.</w:t>
             </w:r>
@@ -823,6 +1146,9 @@
         <w:pStyle w:val="Small"/>
       </w:pPr>
       <w:r>
+        <w:rPr>
+          <w:rFonts w:ascii="Arial" w:hAnsi="Arial"/>
+        </w:rPr>
         <w:t>Print only the sets you need. Adult preparation is an alternative to pupil cutting. These are original teaching labels and simplified models.</w:t>
       </w:r>
     </w:p>
@@ -845,6 +1171,11 @@
       <w:pStyle w:val="Small"/>
     </w:pPr>
     <w:r>
+      <w:rPr>
+        <w:rFonts w:ascii="Arial" w:hAnsi="Arial"/>
+        <w:color w:val="54656C"/>
+        <w:sz w:val="17"/>
+      </w:rPr>
       <w:t>BUILD Science · Week 6 · Cut-apart cards and labels</w:t>
     </w:r>
   </w:p>
@@ -856,8 +1187,14 @@
   <w:p>
     <w:pPr>
       <w:pStyle w:val="Kicker"/>
+      <w:pBdr>
+        <w:bottom w:val="single" w:sz="8" w:color="DCE7DD" w:space="5"/>
+      </w:pBdr>
     </w:pPr>
     <w:r>
+      <w:rPr>
+        <w:rFonts w:ascii="Arial" w:hAnsi="Arial"/>
+      </w:rPr>
       <w:drawing>
         <wp:inline xmlns:a="http://schemas.openxmlformats.org/drawingml/2006/main" xmlns:pic="http://schemas.openxmlformats.org/drawingml/2006/picture">
           <wp:extent cx="270000" cy="270000"/>
@@ -892,6 +1229,9 @@
       </w:drawing>
     </w:r>
     <w:r>
+      <w:rPr>
+        <w:rFonts w:ascii="Arial" w:hAnsi="Arial"/>
+      </w:rPr>
       <w:t xml:space="preserve">  MADE BY MATT  /  BUILD SCIENCE</w:t>
     </w:r>
   </w:p>
@@ -1262,13 +1602,14 @@
     <w:qFormat/>
     <w:rsid w:val="00FC693F"/>
     <w:pPr>
-      <w:spacing w:before="0" w:after="120" w:line="250" w:lineRule="auto"/>
+      <w:widowControl/>
+      <w:spacing w:before="0" w:after="120" w:line="257" w:lineRule="auto"/>
     </w:pPr>
     <w:rPr>
       <w:rFonts w:ascii="Arial" w:hAnsi="Arial" w:eastAsia="Arial" w:cs="Arial"/>
       <w:b w:val="0"/>
-      <w:color w:val="25343E"/>
-      <w:sz w:val="24"/>
+      <w:color w:val="152B3A"/>
+      <w:sz w:val="22"/>
     </w:rPr>
   </w:style>
   <w:style w:type="paragraph" w:styleId="Header">
@@ -1326,15 +1667,16 @@
     <w:pPr>
       <w:keepNext/>
       <w:keepLines/>
-      <w:spacing w:before="220" w:after="120" w:line="250" w:lineRule="auto"/>
+      <w:widowControl/>
+      <w:spacing w:before="200" w:after="120" w:line="254" w:lineRule="auto"/>
       <w:outlineLvl w:val="0"/>
     </w:pPr>
     <w:rPr>
       <w:rFonts w:ascii="Arial" w:hAnsi="Arial" w:eastAsia="Arial" w:cs="Arial"/>
       <w:b/>
       <w:bCs/>
-      <w:color w:val="28675C"/>
-      <w:sz w:val="32"/>
+      <w:color w:val="28685E"/>
+      <w:sz w:val="30"/>
       <w:szCs w:val="28"/>
     </w:rPr>
   </w:style>
@@ -1350,14 +1692,15 @@
     <w:pPr>
       <w:keepNext/>
       <w:keepLines/>
-      <w:spacing w:before="140" w:after="120" w:line="250" w:lineRule="auto"/>
+      <w:widowControl/>
+      <w:spacing w:before="140" w:after="80" w:line="254" w:lineRule="auto"/>
       <w:outlineLvl w:val="1"/>
     </w:pPr>
     <w:rPr>
       <w:rFonts w:ascii="Arial" w:hAnsi="Arial" w:eastAsia="Arial" w:cs="Arial"/>
       <w:b/>
       <w:bCs/>
-      <w:color w:val="173348"/>
+      <w:color w:val="152B3A"/>
       <w:sz w:val="24"/>
       <w:szCs w:val="26"/>
     </w:rPr>
@@ -1613,13 +1956,14 @@
     <w:rsid w:val="00FC693F"/>
     <w:pPr>
       <w:keepNext/>
-      <w:spacing w:after="120" w:line="250" w:lineRule="auto" w:before="0"/>
+      <w:widowControl/>
+      <w:spacing w:after="140" w:line="250" w:lineRule="auto" w:before="0"/>
       <w:contextualSpacing/>
     </w:pPr>
     <w:rPr>
       <w:rFonts w:ascii="Arial" w:hAnsi="Arial" w:eastAsia="Arial" w:cs="Arial"/>
-      <w:b w:val="0"/>
-      <w:color w:val="173348"/>
+      <w:b/>
+      <w:color w:val="152B3A"/>
       <w:spacing w:val="5"/>
       <w:kern w:val="28"/>
       <w:sz w:val="48"/>
@@ -1651,19 +1995,20 @@
     <w:rsid w:val="00FC693F"/>
     <w:pPr>
       <w:keepNext/>
+      <w:widowControl/>
       <w:numPr>
         <w:ilvl w:val="1"/>
       </w:numPr>
-      <w:spacing w:before="0" w:after="120" w:line="250" w:lineRule="auto"/>
+      <w:spacing w:before="0" w:after="200" w:line="252" w:lineRule="auto"/>
     </w:pPr>
     <w:rPr>
       <w:rFonts w:ascii="Arial" w:hAnsi="Arial" w:eastAsia="Arial" w:cs="Arial"/>
       <w:b w:val="0"/>
-      <w:i/>
+      <w:i w:val="0"/>
       <w:iCs/>
-      <w:color w:val="53626A"/>
+      <w:color w:val="54656C"/>
       <w:spacing w:val="15"/>
-      <w:sz w:val="24"/>
+      <w:sz w:val="22"/>
       <w:szCs w:val="24"/>
     </w:rPr>
   </w:style>
@@ -12958,48 +13303,53 @@
   <w:style w:type="paragraph" w:customStyle="1" w:styleId="Kicker">
     <w:name w:val="Kicker"/>
     <w:pPr>
-      <w:spacing w:before="0" w:after="120" w:line="250" w:lineRule="auto"/>
+      <w:keepNext/>
+      <w:widowControl/>
+      <w:spacing w:before="0" w:after="140" w:line="250" w:lineRule="auto"/>
     </w:pPr>
     <w:rPr>
       <w:rFonts w:ascii="Arial" w:hAnsi="Arial" w:eastAsia="Arial" w:cs="Arial"/>
       <w:b/>
-      <w:color w:val="28675C"/>
+      <w:color w:val="28685E"/>
       <w:sz w:val="18"/>
     </w:rPr>
   </w:style>
   <w:style w:type="paragraph" w:customStyle="1" w:styleId="Small">
     <w:name w:val="Small"/>
     <w:pPr>
-      <w:spacing w:before="0" w:after="120" w:line="250" w:lineRule="auto"/>
+      <w:widowControl/>
+      <w:spacing w:before="0" w:after="120" w:line="254" w:lineRule="auto"/>
     </w:pPr>
     <w:rPr>
       <w:rFonts w:ascii="Arial" w:hAnsi="Arial" w:eastAsia="Arial" w:cs="Arial"/>
       <w:b w:val="0"/>
-      <w:color w:val="53626A"/>
+      <w:color w:val="54656C"/>
       <w:sz w:val="18"/>
     </w:rPr>
   </w:style>
   <w:style w:type="paragraph" w:customStyle="1" w:styleId="ResponseLine">
     <w:name w:val="ResponseLine"/>
     <w:pPr>
-      <w:spacing w:before="0" w:after="0" w:line="440" w:lineRule="exact"/>
+      <w:widowControl/>
+      <w:spacing w:before="0" w:after="0" w:line="480" w:lineRule="exact"/>
     </w:pPr>
     <w:rPr>
       <w:rFonts w:ascii="Arial" w:hAnsi="Arial" w:eastAsia="Arial" w:cs="Arial"/>
       <w:b w:val="0"/>
-      <w:color w:val="25343E"/>
+      <w:color w:val="152B3A"/>
       <w:sz w:val="24"/>
     </w:rPr>
   </w:style>
   <w:style w:type="paragraph" w:customStyle="1" w:styleId="Callout">
     <w:name w:val="Callout"/>
     <w:pPr>
-      <w:spacing w:before="120" w:after="160" w:line="250" w:lineRule="auto"/>
+      <w:widowControl/>
+      <w:spacing w:before="120" w:after="180" w:line="254" w:lineRule="auto"/>
     </w:pPr>
     <w:rPr>
       <w:rFonts w:ascii="Arial" w:hAnsi="Arial" w:eastAsia="Arial" w:cs="Arial"/>
       <w:b w:val="0"/>
-      <w:color w:val="25343E"/>
+      <w:color w:val="152B3A"/>
       <w:sz w:val="22"/>
     </w:rPr>
   </w:style>
